--- a/lib/comunicados/modelo/CARTA-PACIENTES-DOACAO_VF.docx
+++ b/lib/comunicados/modelo/CARTA-PACIENTES-DOACAO_VF.docx
@@ -1276,7 +1276,7 @@
           <w:sz w:val="22"/>
           <w:szCs w:val="22"/>
         </w:rPr>
-        <w:t>Collab</w:t>
+        <w:t>plano</w:t>
       </w:r>
       <w:proofErr w:type="spellEnd"/>
       <w:r>
@@ -2507,54 +2507,6 @@
                 <w:szCs w:val="22"/>
               </w:rPr>
               <w:t>Ciente dos novos termos para fornecimento do medicamento.</w:t>
-            </w:r>
-          </w:p>
-          <w:p>
-            <w:pPr>
-              <w:jc w:val="center"/>
-              <w:rPr>
-                <w:rFonts w:ascii="Arial" w:eastAsia="Arial" w:hAnsi="Arial" w:cs="Arial"/>
-                <w:b/>
-                <w:bCs/>
-                <w:color w:val="EE0000"/>
-                <w:sz w:val="22"/>
-                <w:szCs w:val="22"/>
-              </w:rPr>
-            </w:pPr>
-            <w:r>
-              <w:rPr>
-                <w:rFonts w:ascii="Arial" w:eastAsia="Arial" w:hAnsi="Arial" w:cs="Arial"/>
-                <w:b/>
-                <w:bCs/>
-                <w:color w:val="EE0000"/>
-                <w:sz w:val="22"/>
-                <w:szCs w:val="22"/>
-              </w:rPr>
-              <w:t xml:space="preserve">(assinar pelo </w:t>
-            </w:r>
-            <w:proofErr w:type="spellStart"/>
-            <w:r>
-              <w:rPr>
-                <w:rFonts w:ascii="Arial" w:eastAsia="Arial" w:hAnsi="Arial" w:cs="Arial"/>
-                <w:b/>
-                <w:bCs/>
-                <w:color w:val="EE0000"/>
-                <w:sz w:val="22"/>
-                <w:szCs w:val="22"/>
-              </w:rPr>
-              <w:t>GovBr</w:t>
-            </w:r>
-            <w:proofErr w:type="spellEnd"/>
-            <w:r>
-              <w:rPr>
-                <w:rFonts w:ascii="Arial" w:eastAsia="Arial" w:hAnsi="Arial" w:cs="Arial"/>
-                <w:b/>
-                <w:bCs/>
-                <w:color w:val="EE0000"/>
-                <w:sz w:val="22"/>
-                <w:szCs w:val="22"/>
-              </w:rPr>
-              <w:t>)</w:t>
             </w:r>
           </w:p>
           <w:p>
